--- a/worksheets/NS_L10_DefenceDepot2_Worksheet.docx
+++ b/worksheets/NS_L10_DefenceDepot2_Worksheet.docx
@@ -522,7 +522,7 @@
                 <w:sz w:val="21"/>
                 <w:szCs w:val="21"/>
               </w:rPr>
-              <w:t xml:space="preserve">How can we protect ourselves against hackers?</w:t>
+              <w:t xml:space="preserve">A company has been hit by ransomware and lost a week of work. List the three changes you would insist on before it reopens.</w:t>
             </w:r>
           </w:p>
           <w:tbl>
@@ -1305,6 +1305,218 @@
               </w:tc>
             </w:tr>
           </w:tbl>
+          <w:p>
+            <w:pPr>
+              <w:keepNext/>
+              <w:spacing w:after="60" w:before="120"/>
+            </w:pPr>
+            <w:r>
+              <w:rPr>
+                <w:rFonts w:ascii="Arial" w:cs="Arial" w:eastAsia="Arial" w:hAnsi="Arial"/>
+                <w:b/>
+                <w:bCs/>
+                <w:sz w:val="21"/>
+                <w:szCs w:val="21"/>
+              </w:rPr>
+              <w:t xml:space="preserve">Which attack do strong passwords protect against most directly?</w:t>
+            </w:r>
+          </w:p>
+          <w:tbl>
+            <w:tblPr>
+              <w:tblW w:type="dxa" w:w="10026"/>
+              <w:tblBorders>
+                <w:top w:val="single" w:color="auto" w:sz="4"/>
+                <w:left w:val="single" w:color="auto" w:sz="4"/>
+                <w:bottom w:val="single" w:color="auto" w:sz="4"/>
+                <w:right w:val="single" w:color="auto" w:sz="4"/>
+                <w:insideH w:val="single" w:color="auto" w:sz="4"/>
+                <w:insideV w:val="single" w:color="auto" w:sz="4"/>
+              </w:tblBorders>
+            </w:tblPr>
+            <w:tblGrid>
+              <w:gridCol w:w="10026"/>
+            </w:tblGrid>
+            <w:tr>
+              <w:trPr>
+                <w:cantSplit/>
+                <w:trHeight w:val="460" w:hRule="exact"/>
+              </w:trPr>
+              <w:tc>
+                <w:tcPr>
+                  <w:tcW w:type="dxa" w:w="10026"/>
+                  <w:tcBorders>
+                    <w:top w:val="none" w:color="FFFFFF" w:sz="0"/>
+                    <w:left w:val="none" w:color="FFFFFF" w:sz="0"/>
+                    <w:bottom w:val="dotted" w:color="9AA8BC" w:sz="6"/>
+                    <w:right w:val="none" w:color="FFFFFF" w:sz="0"/>
+                  </w:tcBorders>
+                  <w:tcMar>
+                    <w:left w:type="dxa" w:w="0"/>
+                    <w:bottom w:type="dxa" w:w="20"/>
+                    <w:right w:type="dxa" w:w="0"/>
+                  </w:tcMar>
+                  <w:vAlign w:val="bottom"/>
+                </w:tcPr>
+                <w:p>
+                  <w:pPr>
+                    <w:spacing w:after="0" w:before="0"/>
+                  </w:pPr>
+                  <w:r>
+                    <w:rPr>
+                      <w:rFonts w:ascii="Arial" w:cs="Arial" w:eastAsia="Arial" w:hAnsi="Arial"/>
+                      <w:color w:val="5A6B85"/>
+                      <w:sz w:val="21"/>
+                      <w:szCs w:val="21"/>
+                    </w:rPr>
+                    <w:t xml:space="preserve"/>
+                  </w:r>
+                </w:p>
+              </w:tc>
+            </w:tr>
+            <w:tr>
+              <w:trPr>
+                <w:cantSplit/>
+                <w:trHeight w:val="460" w:hRule="exact"/>
+              </w:trPr>
+              <w:tc>
+                <w:tcPr>
+                  <w:tcW w:type="dxa" w:w="10026"/>
+                  <w:tcBorders>
+                    <w:top w:val="none" w:color="FFFFFF" w:sz="0"/>
+                    <w:left w:val="none" w:color="FFFFFF" w:sz="0"/>
+                    <w:bottom w:val="dotted" w:color="9AA8BC" w:sz="6"/>
+                    <w:right w:val="none" w:color="FFFFFF" w:sz="0"/>
+                  </w:tcBorders>
+                  <w:tcMar>
+                    <w:left w:type="dxa" w:w="0"/>
+                    <w:bottom w:type="dxa" w:w="20"/>
+                    <w:right w:type="dxa" w:w="0"/>
+                  </w:tcMar>
+                  <w:vAlign w:val="bottom"/>
+                </w:tcPr>
+                <w:p>
+                  <w:pPr>
+                    <w:spacing w:after="0" w:before="0"/>
+                  </w:pPr>
+                  <w:r>
+                    <w:rPr>
+                      <w:rFonts w:ascii="Arial" w:cs="Arial" w:eastAsia="Arial" w:hAnsi="Arial"/>
+                      <w:color w:val="5A6B85"/>
+                      <w:sz w:val="21"/>
+                      <w:szCs w:val="21"/>
+                    </w:rPr>
+                    <w:t xml:space="preserve"/>
+                  </w:r>
+                </w:p>
+              </w:tc>
+            </w:tr>
+          </w:tbl>
+          <w:p>
+            <w:pPr>
+              <w:keepNext/>
+              <w:spacing w:after="60" w:before="120"/>
+            </w:pPr>
+            <w:r>
+              <w:rPr>
+                <w:rFonts w:ascii="Arial" w:cs="Arial" w:eastAsia="Arial" w:hAnsi="Arial"/>
+                <w:b/>
+                <w:bCs/>
+                <w:sz w:val="21"/>
+                <w:szCs w:val="21"/>
+              </w:rPr>
+              <w:t xml:space="preserve">Give an example of when a password alone isn't enough.</w:t>
+            </w:r>
+          </w:p>
+          <w:tbl>
+            <w:tblPr>
+              <w:tblW w:type="dxa" w:w="10026"/>
+              <w:tblBorders>
+                <w:top w:val="single" w:color="auto" w:sz="4"/>
+                <w:left w:val="single" w:color="auto" w:sz="4"/>
+                <w:bottom w:val="single" w:color="auto" w:sz="4"/>
+                <w:right w:val="single" w:color="auto" w:sz="4"/>
+                <w:insideH w:val="single" w:color="auto" w:sz="4"/>
+                <w:insideV w:val="single" w:color="auto" w:sz="4"/>
+              </w:tblBorders>
+            </w:tblPr>
+            <w:tblGrid>
+              <w:gridCol w:w="10026"/>
+            </w:tblGrid>
+            <w:tr>
+              <w:trPr>
+                <w:cantSplit/>
+                <w:trHeight w:val="460" w:hRule="exact"/>
+              </w:trPr>
+              <w:tc>
+                <w:tcPr>
+                  <w:tcW w:type="dxa" w:w="10026"/>
+                  <w:tcBorders>
+                    <w:top w:val="none" w:color="FFFFFF" w:sz="0"/>
+                    <w:left w:val="none" w:color="FFFFFF" w:sz="0"/>
+                    <w:bottom w:val="dotted" w:color="9AA8BC" w:sz="6"/>
+                    <w:right w:val="none" w:color="FFFFFF" w:sz="0"/>
+                  </w:tcBorders>
+                  <w:tcMar>
+                    <w:left w:type="dxa" w:w="0"/>
+                    <w:bottom w:type="dxa" w:w="20"/>
+                    <w:right w:type="dxa" w:w="0"/>
+                  </w:tcMar>
+                  <w:vAlign w:val="bottom"/>
+                </w:tcPr>
+                <w:p>
+                  <w:pPr>
+                    <w:spacing w:after="0" w:before="0"/>
+                  </w:pPr>
+                  <w:r>
+                    <w:rPr>
+                      <w:rFonts w:ascii="Arial" w:cs="Arial" w:eastAsia="Arial" w:hAnsi="Arial"/>
+                      <w:color w:val="5A6B85"/>
+                      <w:sz w:val="21"/>
+                      <w:szCs w:val="21"/>
+                    </w:rPr>
+                    <w:t xml:space="preserve"/>
+                  </w:r>
+                </w:p>
+              </w:tc>
+            </w:tr>
+            <w:tr>
+              <w:trPr>
+                <w:cantSplit/>
+                <w:trHeight w:val="460" w:hRule="exact"/>
+              </w:trPr>
+              <w:tc>
+                <w:tcPr>
+                  <w:tcW w:type="dxa" w:w="10026"/>
+                  <w:tcBorders>
+                    <w:top w:val="none" w:color="FFFFFF" w:sz="0"/>
+                    <w:left w:val="none" w:color="FFFFFF" w:sz="0"/>
+                    <w:bottom w:val="dotted" w:color="9AA8BC" w:sz="6"/>
+                    <w:right w:val="none" w:color="FFFFFF" w:sz="0"/>
+                  </w:tcBorders>
+                  <w:tcMar>
+                    <w:left w:type="dxa" w:w="0"/>
+                    <w:bottom w:type="dxa" w:w="20"/>
+                    <w:right w:type="dxa" w:w="0"/>
+                  </w:tcMar>
+                  <w:vAlign w:val="bottom"/>
+                </w:tcPr>
+                <w:p>
+                  <w:pPr>
+                    <w:spacing w:after="0" w:before="0"/>
+                  </w:pPr>
+                  <w:r>
+                    <w:rPr>
+                      <w:rFonts w:ascii="Arial" w:cs="Arial" w:eastAsia="Arial" w:hAnsi="Arial"/>
+                      <w:color w:val="5A6B85"/>
+                      <w:sz w:val="21"/>
+                      <w:szCs w:val="21"/>
+                    </w:rPr>
+                    <w:t xml:space="preserve"/>
+                  </w:r>
+                </w:p>
+              </w:tc>
+            </w:tr>
+          </w:tbl>
           <w:p/>
         </w:tc>
       </w:tr>
@@ -1496,6 +1708,218 @@
                 <w:szCs w:val="21"/>
               </w:rPr>
               <w:t xml:space="preserve">Give an example of when each type of encryption would be used.</w:t>
+            </w:r>
+          </w:p>
+          <w:tbl>
+            <w:tblPr>
+              <w:tblW w:type="dxa" w:w="10026"/>
+              <w:tblBorders>
+                <w:top w:val="single" w:color="auto" w:sz="4"/>
+                <w:left w:val="single" w:color="auto" w:sz="4"/>
+                <w:bottom w:val="single" w:color="auto" w:sz="4"/>
+                <w:right w:val="single" w:color="auto" w:sz="4"/>
+                <w:insideH w:val="single" w:color="auto" w:sz="4"/>
+                <w:insideV w:val="single" w:color="auto" w:sz="4"/>
+              </w:tblBorders>
+            </w:tblPr>
+            <w:tblGrid>
+              <w:gridCol w:w="10026"/>
+            </w:tblGrid>
+            <w:tr>
+              <w:trPr>
+                <w:cantSplit/>
+                <w:trHeight w:val="460" w:hRule="exact"/>
+              </w:trPr>
+              <w:tc>
+                <w:tcPr>
+                  <w:tcW w:type="dxa" w:w="10026"/>
+                  <w:tcBorders>
+                    <w:top w:val="none" w:color="FFFFFF" w:sz="0"/>
+                    <w:left w:val="none" w:color="FFFFFF" w:sz="0"/>
+                    <w:bottom w:val="dotted" w:color="9AA8BC" w:sz="6"/>
+                    <w:right w:val="none" w:color="FFFFFF" w:sz="0"/>
+                  </w:tcBorders>
+                  <w:tcMar>
+                    <w:left w:type="dxa" w:w="0"/>
+                    <w:bottom w:type="dxa" w:w="20"/>
+                    <w:right w:type="dxa" w:w="0"/>
+                  </w:tcMar>
+                  <w:vAlign w:val="bottom"/>
+                </w:tcPr>
+                <w:p>
+                  <w:pPr>
+                    <w:spacing w:after="0" w:before="0"/>
+                  </w:pPr>
+                  <w:r>
+                    <w:rPr>
+                      <w:rFonts w:ascii="Arial" w:cs="Arial" w:eastAsia="Arial" w:hAnsi="Arial"/>
+                      <w:color w:val="5A6B85"/>
+                      <w:sz w:val="21"/>
+                      <w:szCs w:val="21"/>
+                    </w:rPr>
+                    <w:t xml:space="preserve"/>
+                  </w:r>
+                </w:p>
+              </w:tc>
+            </w:tr>
+            <w:tr>
+              <w:trPr>
+                <w:cantSplit/>
+                <w:trHeight w:val="460" w:hRule="exact"/>
+              </w:trPr>
+              <w:tc>
+                <w:tcPr>
+                  <w:tcW w:type="dxa" w:w="10026"/>
+                  <w:tcBorders>
+                    <w:top w:val="none" w:color="FFFFFF" w:sz="0"/>
+                    <w:left w:val="none" w:color="FFFFFF" w:sz="0"/>
+                    <w:bottom w:val="dotted" w:color="9AA8BC" w:sz="6"/>
+                    <w:right w:val="none" w:color="FFFFFF" w:sz="0"/>
+                  </w:tcBorders>
+                  <w:tcMar>
+                    <w:left w:type="dxa" w:w="0"/>
+                    <w:bottom w:type="dxa" w:w="20"/>
+                    <w:right w:type="dxa" w:w="0"/>
+                  </w:tcMar>
+                  <w:vAlign w:val="bottom"/>
+                </w:tcPr>
+                <w:p>
+                  <w:pPr>
+                    <w:spacing w:after="0" w:before="0"/>
+                  </w:pPr>
+                  <w:r>
+                    <w:rPr>
+                      <w:rFonts w:ascii="Arial" w:cs="Arial" w:eastAsia="Arial" w:hAnsi="Arial"/>
+                      <w:color w:val="5A6B85"/>
+                      <w:sz w:val="21"/>
+                      <w:szCs w:val="21"/>
+                    </w:rPr>
+                    <w:t xml:space="preserve"/>
+                  </w:r>
+                </w:p>
+              </w:tc>
+            </w:tr>
+          </w:tbl>
+          <w:p>
+            <w:pPr>
+              <w:keepNext/>
+              <w:spacing w:after="60" w:before="120"/>
+            </w:pPr>
+            <w:r>
+              <w:rPr>
+                <w:rFonts w:ascii="Arial" w:cs="Arial" w:eastAsia="Arial" w:hAnsi="Arial"/>
+                <w:b/>
+                <w:bCs/>
+                <w:sz w:val="21"/>
+                <w:szCs w:val="21"/>
+              </w:rPr>
+              <w:t xml:space="preserve">What does encryption protect against?</w:t>
+            </w:r>
+          </w:p>
+          <w:tbl>
+            <w:tblPr>
+              <w:tblW w:type="dxa" w:w="10026"/>
+              <w:tblBorders>
+                <w:top w:val="single" w:color="auto" w:sz="4"/>
+                <w:left w:val="single" w:color="auto" w:sz="4"/>
+                <w:bottom w:val="single" w:color="auto" w:sz="4"/>
+                <w:right w:val="single" w:color="auto" w:sz="4"/>
+                <w:insideH w:val="single" w:color="auto" w:sz="4"/>
+                <w:insideV w:val="single" w:color="auto" w:sz="4"/>
+              </w:tblBorders>
+            </w:tblPr>
+            <w:tblGrid>
+              <w:gridCol w:w="10026"/>
+            </w:tblGrid>
+            <w:tr>
+              <w:trPr>
+                <w:cantSplit/>
+                <w:trHeight w:val="460" w:hRule="exact"/>
+              </w:trPr>
+              <w:tc>
+                <w:tcPr>
+                  <w:tcW w:type="dxa" w:w="10026"/>
+                  <w:tcBorders>
+                    <w:top w:val="none" w:color="FFFFFF" w:sz="0"/>
+                    <w:left w:val="none" w:color="FFFFFF" w:sz="0"/>
+                    <w:bottom w:val="dotted" w:color="9AA8BC" w:sz="6"/>
+                    <w:right w:val="none" w:color="FFFFFF" w:sz="0"/>
+                  </w:tcBorders>
+                  <w:tcMar>
+                    <w:left w:type="dxa" w:w="0"/>
+                    <w:bottom w:type="dxa" w:w="20"/>
+                    <w:right w:type="dxa" w:w="0"/>
+                  </w:tcMar>
+                  <w:vAlign w:val="bottom"/>
+                </w:tcPr>
+                <w:p>
+                  <w:pPr>
+                    <w:spacing w:after="0" w:before="0"/>
+                  </w:pPr>
+                  <w:r>
+                    <w:rPr>
+                      <w:rFonts w:ascii="Arial" w:cs="Arial" w:eastAsia="Arial" w:hAnsi="Arial"/>
+                      <w:color w:val="5A6B85"/>
+                      <w:sz w:val="21"/>
+                      <w:szCs w:val="21"/>
+                    </w:rPr>
+                    <w:t xml:space="preserve"/>
+                  </w:r>
+                </w:p>
+              </w:tc>
+            </w:tr>
+            <w:tr>
+              <w:trPr>
+                <w:cantSplit/>
+                <w:trHeight w:val="460" w:hRule="exact"/>
+              </w:trPr>
+              <w:tc>
+                <w:tcPr>
+                  <w:tcW w:type="dxa" w:w="10026"/>
+                  <w:tcBorders>
+                    <w:top w:val="none" w:color="FFFFFF" w:sz="0"/>
+                    <w:left w:val="none" w:color="FFFFFF" w:sz="0"/>
+                    <w:bottom w:val="dotted" w:color="9AA8BC" w:sz="6"/>
+                    <w:right w:val="none" w:color="FFFFFF" w:sz="0"/>
+                  </w:tcBorders>
+                  <w:tcMar>
+                    <w:left w:type="dxa" w:w="0"/>
+                    <w:bottom w:type="dxa" w:w="20"/>
+                    <w:right w:type="dxa" w:w="0"/>
+                  </w:tcMar>
+                  <w:vAlign w:val="bottom"/>
+                </w:tcPr>
+                <w:p>
+                  <w:pPr>
+                    <w:spacing w:after="0" w:before="0"/>
+                  </w:pPr>
+                  <w:r>
+                    <w:rPr>
+                      <w:rFonts w:ascii="Arial" w:cs="Arial" w:eastAsia="Arial" w:hAnsi="Arial"/>
+                      <w:color w:val="5A6B85"/>
+                      <w:sz w:val="21"/>
+                      <w:szCs w:val="21"/>
+                    </w:rPr>
+                    <w:t xml:space="preserve"/>
+                  </w:r>
+                </w:p>
+              </w:tc>
+            </w:tr>
+          </w:tbl>
+          <w:p>
+            <w:pPr>
+              <w:keepNext/>
+              <w:spacing w:after="60" w:before="120"/>
+            </w:pPr>
+            <w:r>
+              <w:rPr>
+                <w:rFonts w:ascii="Arial" w:cs="Arial" w:eastAsia="Arial" w:hAnsi="Arial"/>
+                <w:b/>
+                <w:bCs/>
+                <w:sz w:val="21"/>
+                <w:szCs w:val="21"/>
+              </w:rPr>
+              <w:t xml:space="preserve">A laptop with encrypted storage is stolen. What is the result?</w:t>
             </w:r>
           </w:p>
           <w:tbl>
@@ -1871,6 +2295,218 @@
               </w:tc>
             </w:tr>
           </w:tbl>
+          <w:p>
+            <w:pPr>
+              <w:keepNext/>
+              <w:spacing w:after="60" w:before="120"/>
+            </w:pPr>
+            <w:r>
+              <w:rPr>
+                <w:rFonts w:ascii="Arial" w:cs="Arial" w:eastAsia="Arial" w:hAnsi="Arial"/>
+                <w:b/>
+                <w:bCs/>
+                <w:sz w:val="21"/>
+                <w:szCs w:val="21"/>
+              </w:rPr>
+              <w:t xml:space="preserve">Why does physical security matter for network security?</w:t>
+            </w:r>
+          </w:p>
+          <w:tbl>
+            <w:tblPr>
+              <w:tblW w:type="dxa" w:w="10026"/>
+              <w:tblBorders>
+                <w:top w:val="single" w:color="auto" w:sz="4"/>
+                <w:left w:val="single" w:color="auto" w:sz="4"/>
+                <w:bottom w:val="single" w:color="auto" w:sz="4"/>
+                <w:right w:val="single" w:color="auto" w:sz="4"/>
+                <w:insideH w:val="single" w:color="auto" w:sz="4"/>
+                <w:insideV w:val="single" w:color="auto" w:sz="4"/>
+              </w:tblBorders>
+            </w:tblPr>
+            <w:tblGrid>
+              <w:gridCol w:w="10026"/>
+            </w:tblGrid>
+            <w:tr>
+              <w:trPr>
+                <w:cantSplit/>
+                <w:trHeight w:val="460" w:hRule="exact"/>
+              </w:trPr>
+              <w:tc>
+                <w:tcPr>
+                  <w:tcW w:type="dxa" w:w="10026"/>
+                  <w:tcBorders>
+                    <w:top w:val="none" w:color="FFFFFF" w:sz="0"/>
+                    <w:left w:val="none" w:color="FFFFFF" w:sz="0"/>
+                    <w:bottom w:val="dotted" w:color="9AA8BC" w:sz="6"/>
+                    <w:right w:val="none" w:color="FFFFFF" w:sz="0"/>
+                  </w:tcBorders>
+                  <w:tcMar>
+                    <w:left w:type="dxa" w:w="0"/>
+                    <w:bottom w:type="dxa" w:w="20"/>
+                    <w:right w:type="dxa" w:w="0"/>
+                  </w:tcMar>
+                  <w:vAlign w:val="bottom"/>
+                </w:tcPr>
+                <w:p>
+                  <w:pPr>
+                    <w:spacing w:after="0" w:before="0"/>
+                  </w:pPr>
+                  <w:r>
+                    <w:rPr>
+                      <w:rFonts w:ascii="Arial" w:cs="Arial" w:eastAsia="Arial" w:hAnsi="Arial"/>
+                      <w:color w:val="5A6B85"/>
+                      <w:sz w:val="21"/>
+                      <w:szCs w:val="21"/>
+                    </w:rPr>
+                    <w:t xml:space="preserve"/>
+                  </w:r>
+                </w:p>
+              </w:tc>
+            </w:tr>
+            <w:tr>
+              <w:trPr>
+                <w:cantSplit/>
+                <w:trHeight w:val="460" w:hRule="exact"/>
+              </w:trPr>
+              <w:tc>
+                <w:tcPr>
+                  <w:tcW w:type="dxa" w:w="10026"/>
+                  <w:tcBorders>
+                    <w:top w:val="none" w:color="FFFFFF" w:sz="0"/>
+                    <w:left w:val="none" w:color="FFFFFF" w:sz="0"/>
+                    <w:bottom w:val="dotted" w:color="9AA8BC" w:sz="6"/>
+                    <w:right w:val="none" w:color="FFFFFF" w:sz="0"/>
+                  </w:tcBorders>
+                  <w:tcMar>
+                    <w:left w:type="dxa" w:w="0"/>
+                    <w:bottom w:type="dxa" w:w="20"/>
+                    <w:right w:type="dxa" w:w="0"/>
+                  </w:tcMar>
+                  <w:vAlign w:val="bottom"/>
+                </w:tcPr>
+                <w:p>
+                  <w:pPr>
+                    <w:spacing w:after="0" w:before="0"/>
+                  </w:pPr>
+                  <w:r>
+                    <w:rPr>
+                      <w:rFonts w:ascii="Arial" w:cs="Arial" w:eastAsia="Arial" w:hAnsi="Arial"/>
+                      <w:color w:val="5A6B85"/>
+                      <w:sz w:val="21"/>
+                      <w:szCs w:val="21"/>
+                    </w:rPr>
+                    <w:t xml:space="preserve"/>
+                  </w:r>
+                </w:p>
+              </w:tc>
+            </w:tr>
+          </w:tbl>
+          <w:p>
+            <w:pPr>
+              <w:keepNext/>
+              <w:spacing w:after="60" w:before="120"/>
+            </w:pPr>
+            <w:r>
+              <w:rPr>
+                <w:rFonts w:ascii="Arial" w:cs="Arial" w:eastAsia="Arial" w:hAnsi="Arial"/>
+                <w:b/>
+                <w:bCs/>
+                <w:sz w:val="21"/>
+                <w:szCs w:val="21"/>
+              </w:rPr>
+              <w:t xml:space="preserve">Which is an example of physical security?</w:t>
+            </w:r>
+          </w:p>
+          <w:tbl>
+            <w:tblPr>
+              <w:tblW w:type="dxa" w:w="10026"/>
+              <w:tblBorders>
+                <w:top w:val="single" w:color="auto" w:sz="4"/>
+                <w:left w:val="single" w:color="auto" w:sz="4"/>
+                <w:bottom w:val="single" w:color="auto" w:sz="4"/>
+                <w:right w:val="single" w:color="auto" w:sz="4"/>
+                <w:insideH w:val="single" w:color="auto" w:sz="4"/>
+                <w:insideV w:val="single" w:color="auto" w:sz="4"/>
+              </w:tblBorders>
+            </w:tblPr>
+            <w:tblGrid>
+              <w:gridCol w:w="10026"/>
+            </w:tblGrid>
+            <w:tr>
+              <w:trPr>
+                <w:cantSplit/>
+                <w:trHeight w:val="460" w:hRule="exact"/>
+              </w:trPr>
+              <w:tc>
+                <w:tcPr>
+                  <w:tcW w:type="dxa" w:w="10026"/>
+                  <w:tcBorders>
+                    <w:top w:val="none" w:color="FFFFFF" w:sz="0"/>
+                    <w:left w:val="none" w:color="FFFFFF" w:sz="0"/>
+                    <w:bottom w:val="dotted" w:color="9AA8BC" w:sz="6"/>
+                    <w:right w:val="none" w:color="FFFFFF" w:sz="0"/>
+                  </w:tcBorders>
+                  <w:tcMar>
+                    <w:left w:type="dxa" w:w="0"/>
+                    <w:bottom w:type="dxa" w:w="20"/>
+                    <w:right w:type="dxa" w:w="0"/>
+                  </w:tcMar>
+                  <w:vAlign w:val="bottom"/>
+                </w:tcPr>
+                <w:p>
+                  <w:pPr>
+                    <w:spacing w:after="0" w:before="0"/>
+                  </w:pPr>
+                  <w:r>
+                    <w:rPr>
+                      <w:rFonts w:ascii="Arial" w:cs="Arial" w:eastAsia="Arial" w:hAnsi="Arial"/>
+                      <w:color w:val="5A6B85"/>
+                      <w:sz w:val="21"/>
+                      <w:szCs w:val="21"/>
+                    </w:rPr>
+                    <w:t xml:space="preserve"/>
+                  </w:r>
+                </w:p>
+              </w:tc>
+            </w:tr>
+            <w:tr>
+              <w:trPr>
+                <w:cantSplit/>
+                <w:trHeight w:val="460" w:hRule="exact"/>
+              </w:trPr>
+              <w:tc>
+                <w:tcPr>
+                  <w:tcW w:type="dxa" w:w="10026"/>
+                  <w:tcBorders>
+                    <w:top w:val="none" w:color="FFFFFF" w:sz="0"/>
+                    <w:left w:val="none" w:color="FFFFFF" w:sz="0"/>
+                    <w:bottom w:val="dotted" w:color="9AA8BC" w:sz="6"/>
+                    <w:right w:val="none" w:color="FFFFFF" w:sz="0"/>
+                  </w:tcBorders>
+                  <w:tcMar>
+                    <w:left w:type="dxa" w:w="0"/>
+                    <w:bottom w:type="dxa" w:w="20"/>
+                    <w:right w:type="dxa" w:w="0"/>
+                  </w:tcMar>
+                  <w:vAlign w:val="bottom"/>
+                </w:tcPr>
+                <w:p>
+                  <w:pPr>
+                    <w:spacing w:after="0" w:before="0"/>
+                  </w:pPr>
+                  <w:r>
+                    <w:rPr>
+                      <w:rFonts w:ascii="Arial" w:cs="Arial" w:eastAsia="Arial" w:hAnsi="Arial"/>
+                      <w:color w:val="5A6B85"/>
+                      <w:sz w:val="21"/>
+                      <w:szCs w:val="21"/>
+                    </w:rPr>
+                    <w:t xml:space="preserve"/>
+                  </w:r>
+                </w:p>
+              </w:tc>
+            </w:tr>
+          </w:tbl>
           <w:p/>
         </w:tc>
       </w:tr>
@@ -2062,6 +2698,218 @@
                 <w:szCs w:val="21"/>
               </w:rPr>
               <w:t xml:space="preserve">Explain why a backup stored on the same computer isn't much use.</w:t>
+            </w:r>
+          </w:p>
+          <w:tbl>
+            <w:tblPr>
+              <w:tblW w:type="dxa" w:w="10026"/>
+              <w:tblBorders>
+                <w:top w:val="single" w:color="auto" w:sz="4"/>
+                <w:left w:val="single" w:color="auto" w:sz="4"/>
+                <w:bottom w:val="single" w:color="auto" w:sz="4"/>
+                <w:right w:val="single" w:color="auto" w:sz="4"/>
+                <w:insideH w:val="single" w:color="auto" w:sz="4"/>
+                <w:insideV w:val="single" w:color="auto" w:sz="4"/>
+              </w:tblBorders>
+            </w:tblPr>
+            <w:tblGrid>
+              <w:gridCol w:w="10026"/>
+            </w:tblGrid>
+            <w:tr>
+              <w:trPr>
+                <w:cantSplit/>
+                <w:trHeight w:val="460" w:hRule="exact"/>
+              </w:trPr>
+              <w:tc>
+                <w:tcPr>
+                  <w:tcW w:type="dxa" w:w="10026"/>
+                  <w:tcBorders>
+                    <w:top w:val="none" w:color="FFFFFF" w:sz="0"/>
+                    <w:left w:val="none" w:color="FFFFFF" w:sz="0"/>
+                    <w:bottom w:val="dotted" w:color="9AA8BC" w:sz="6"/>
+                    <w:right w:val="none" w:color="FFFFFF" w:sz="0"/>
+                  </w:tcBorders>
+                  <w:tcMar>
+                    <w:left w:type="dxa" w:w="0"/>
+                    <w:bottom w:type="dxa" w:w="20"/>
+                    <w:right w:type="dxa" w:w="0"/>
+                  </w:tcMar>
+                  <w:vAlign w:val="bottom"/>
+                </w:tcPr>
+                <w:p>
+                  <w:pPr>
+                    <w:spacing w:after="0" w:before="0"/>
+                  </w:pPr>
+                  <w:r>
+                    <w:rPr>
+                      <w:rFonts w:ascii="Arial" w:cs="Arial" w:eastAsia="Arial" w:hAnsi="Arial"/>
+                      <w:color w:val="5A6B85"/>
+                      <w:sz w:val="21"/>
+                      <w:szCs w:val="21"/>
+                    </w:rPr>
+                    <w:t xml:space="preserve"/>
+                  </w:r>
+                </w:p>
+              </w:tc>
+            </w:tr>
+            <w:tr>
+              <w:trPr>
+                <w:cantSplit/>
+                <w:trHeight w:val="460" w:hRule="exact"/>
+              </w:trPr>
+              <w:tc>
+                <w:tcPr>
+                  <w:tcW w:type="dxa" w:w="10026"/>
+                  <w:tcBorders>
+                    <w:top w:val="none" w:color="FFFFFF" w:sz="0"/>
+                    <w:left w:val="none" w:color="FFFFFF" w:sz="0"/>
+                    <w:bottom w:val="dotted" w:color="9AA8BC" w:sz="6"/>
+                    <w:right w:val="none" w:color="FFFFFF" w:sz="0"/>
+                  </w:tcBorders>
+                  <w:tcMar>
+                    <w:left w:type="dxa" w:w="0"/>
+                    <w:bottom w:type="dxa" w:w="20"/>
+                    <w:right w:type="dxa" w:w="0"/>
+                  </w:tcMar>
+                  <w:vAlign w:val="bottom"/>
+                </w:tcPr>
+                <w:p>
+                  <w:pPr>
+                    <w:spacing w:after="0" w:before="0"/>
+                  </w:pPr>
+                  <w:r>
+                    <w:rPr>
+                      <w:rFonts w:ascii="Arial" w:cs="Arial" w:eastAsia="Arial" w:hAnsi="Arial"/>
+                      <w:color w:val="5A6B85"/>
+                      <w:sz w:val="21"/>
+                      <w:szCs w:val="21"/>
+                    </w:rPr>
+                    <w:t xml:space="preserve"/>
+                  </w:r>
+                </w:p>
+              </w:tc>
+            </w:tr>
+          </w:tbl>
+          <w:p>
+            <w:pPr>
+              <w:keepNext/>
+              <w:spacing w:after="60" w:before="120"/>
+            </w:pPr>
+            <w:r>
+              <w:rPr>
+                <w:rFonts w:ascii="Arial" w:cs="Arial" w:eastAsia="Arial" w:hAnsi="Arial"/>
+                <w:b/>
+                <w:bCs/>
+                <w:sz w:val="21"/>
+                <w:szCs w:val="21"/>
+              </w:rPr>
+              <w:t xml:space="preserve">Why do backups defend against ransomware?</w:t>
+            </w:r>
+          </w:p>
+          <w:tbl>
+            <w:tblPr>
+              <w:tblW w:type="dxa" w:w="10026"/>
+              <w:tblBorders>
+                <w:top w:val="single" w:color="auto" w:sz="4"/>
+                <w:left w:val="single" w:color="auto" w:sz="4"/>
+                <w:bottom w:val="single" w:color="auto" w:sz="4"/>
+                <w:right w:val="single" w:color="auto" w:sz="4"/>
+                <w:insideH w:val="single" w:color="auto" w:sz="4"/>
+                <w:insideV w:val="single" w:color="auto" w:sz="4"/>
+              </w:tblBorders>
+            </w:tblPr>
+            <w:tblGrid>
+              <w:gridCol w:w="10026"/>
+            </w:tblGrid>
+            <w:tr>
+              <w:trPr>
+                <w:cantSplit/>
+                <w:trHeight w:val="460" w:hRule="exact"/>
+              </w:trPr>
+              <w:tc>
+                <w:tcPr>
+                  <w:tcW w:type="dxa" w:w="10026"/>
+                  <w:tcBorders>
+                    <w:top w:val="none" w:color="FFFFFF" w:sz="0"/>
+                    <w:left w:val="none" w:color="FFFFFF" w:sz="0"/>
+                    <w:bottom w:val="dotted" w:color="9AA8BC" w:sz="6"/>
+                    <w:right w:val="none" w:color="FFFFFF" w:sz="0"/>
+                  </w:tcBorders>
+                  <w:tcMar>
+                    <w:left w:type="dxa" w:w="0"/>
+                    <w:bottom w:type="dxa" w:w="20"/>
+                    <w:right w:type="dxa" w:w="0"/>
+                  </w:tcMar>
+                  <w:vAlign w:val="bottom"/>
+                </w:tcPr>
+                <w:p>
+                  <w:pPr>
+                    <w:spacing w:after="0" w:before="0"/>
+                  </w:pPr>
+                  <w:r>
+                    <w:rPr>
+                      <w:rFonts w:ascii="Arial" w:cs="Arial" w:eastAsia="Arial" w:hAnsi="Arial"/>
+                      <w:color w:val="5A6B85"/>
+                      <w:sz w:val="21"/>
+                      <w:szCs w:val="21"/>
+                    </w:rPr>
+                    <w:t xml:space="preserve"/>
+                  </w:r>
+                </w:p>
+              </w:tc>
+            </w:tr>
+            <w:tr>
+              <w:trPr>
+                <w:cantSplit/>
+                <w:trHeight w:val="460" w:hRule="exact"/>
+              </w:trPr>
+              <w:tc>
+                <w:tcPr>
+                  <w:tcW w:type="dxa" w:w="10026"/>
+                  <w:tcBorders>
+                    <w:top w:val="none" w:color="FFFFFF" w:sz="0"/>
+                    <w:left w:val="none" w:color="FFFFFF" w:sz="0"/>
+                    <w:bottom w:val="dotted" w:color="9AA8BC" w:sz="6"/>
+                    <w:right w:val="none" w:color="FFFFFF" w:sz="0"/>
+                  </w:tcBorders>
+                  <w:tcMar>
+                    <w:left w:type="dxa" w:w="0"/>
+                    <w:bottom w:type="dxa" w:w="20"/>
+                    <w:right w:type="dxa" w:w="0"/>
+                  </w:tcMar>
+                  <w:vAlign w:val="bottom"/>
+                </w:tcPr>
+                <w:p>
+                  <w:pPr>
+                    <w:spacing w:after="0" w:before="0"/>
+                  </w:pPr>
+                  <w:r>
+                    <w:rPr>
+                      <w:rFonts w:ascii="Arial" w:cs="Arial" w:eastAsia="Arial" w:hAnsi="Arial"/>
+                      <w:color w:val="5A6B85"/>
+                      <w:sz w:val="21"/>
+                      <w:szCs w:val="21"/>
+                    </w:rPr>
+                    <w:t xml:space="preserve"/>
+                  </w:r>
+                </w:p>
+              </w:tc>
+            </w:tr>
+          </w:tbl>
+          <w:p>
+            <w:pPr>
+              <w:keepNext/>
+              <w:spacing w:after="60" w:before="120"/>
+            </w:pPr>
+            <w:r>
+              <w:rPr>
+                <w:rFonts w:ascii="Arial" w:cs="Arial" w:eastAsia="Arial" w:hAnsi="Arial"/>
+                <w:b/>
+                <w:bCs/>
+                <w:sz w:val="21"/>
+                <w:szCs w:val="21"/>
+              </w:rPr>
+              <w:t xml:space="preserve">Why should a backup be kept disconnected or off-site?</w:t>
             </w:r>
           </w:p>
           <w:tbl>
@@ -2628,6 +3476,218 @@
                 <w:szCs w:val="21"/>
               </w:rPr>
               <w:t xml:space="preserve">Describe three layers protecting a school's data, from the door to the database.</w:t>
+            </w:r>
+          </w:p>
+          <w:tbl>
+            <w:tblPr>
+              <w:tblW w:type="dxa" w:w="10026"/>
+              <w:tblBorders>
+                <w:top w:val="single" w:color="auto" w:sz="4"/>
+                <w:left w:val="single" w:color="auto" w:sz="4"/>
+                <w:bottom w:val="single" w:color="auto" w:sz="4"/>
+                <w:right w:val="single" w:color="auto" w:sz="4"/>
+                <w:insideH w:val="single" w:color="auto" w:sz="4"/>
+                <w:insideV w:val="single" w:color="auto" w:sz="4"/>
+              </w:tblBorders>
+            </w:tblPr>
+            <w:tblGrid>
+              <w:gridCol w:w="10026"/>
+            </w:tblGrid>
+            <w:tr>
+              <w:trPr>
+                <w:cantSplit/>
+                <w:trHeight w:val="460" w:hRule="exact"/>
+              </w:trPr>
+              <w:tc>
+                <w:tcPr>
+                  <w:tcW w:type="dxa" w:w="10026"/>
+                  <w:tcBorders>
+                    <w:top w:val="none" w:color="FFFFFF" w:sz="0"/>
+                    <w:left w:val="none" w:color="FFFFFF" w:sz="0"/>
+                    <w:bottom w:val="dotted" w:color="9AA8BC" w:sz="6"/>
+                    <w:right w:val="none" w:color="FFFFFF" w:sz="0"/>
+                  </w:tcBorders>
+                  <w:tcMar>
+                    <w:left w:type="dxa" w:w="0"/>
+                    <w:bottom w:type="dxa" w:w="20"/>
+                    <w:right w:type="dxa" w:w="0"/>
+                  </w:tcMar>
+                  <w:vAlign w:val="bottom"/>
+                </w:tcPr>
+                <w:p>
+                  <w:pPr>
+                    <w:spacing w:after="0" w:before="0"/>
+                  </w:pPr>
+                  <w:r>
+                    <w:rPr>
+                      <w:rFonts w:ascii="Arial" w:cs="Arial" w:eastAsia="Arial" w:hAnsi="Arial"/>
+                      <w:color w:val="5A6B85"/>
+                      <w:sz w:val="21"/>
+                      <w:szCs w:val="21"/>
+                    </w:rPr>
+                    <w:t xml:space="preserve"/>
+                  </w:r>
+                </w:p>
+              </w:tc>
+            </w:tr>
+            <w:tr>
+              <w:trPr>
+                <w:cantSplit/>
+                <w:trHeight w:val="460" w:hRule="exact"/>
+              </w:trPr>
+              <w:tc>
+                <w:tcPr>
+                  <w:tcW w:type="dxa" w:w="10026"/>
+                  <w:tcBorders>
+                    <w:top w:val="none" w:color="FFFFFF" w:sz="0"/>
+                    <w:left w:val="none" w:color="FFFFFF" w:sz="0"/>
+                    <w:bottom w:val="dotted" w:color="9AA8BC" w:sz="6"/>
+                    <w:right w:val="none" w:color="FFFFFF" w:sz="0"/>
+                  </w:tcBorders>
+                  <w:tcMar>
+                    <w:left w:type="dxa" w:w="0"/>
+                    <w:bottom w:type="dxa" w:w="20"/>
+                    <w:right w:type="dxa" w:w="0"/>
+                  </w:tcMar>
+                  <w:vAlign w:val="bottom"/>
+                </w:tcPr>
+                <w:p>
+                  <w:pPr>
+                    <w:spacing w:after="0" w:before="0"/>
+                  </w:pPr>
+                  <w:r>
+                    <w:rPr>
+                      <w:rFonts w:ascii="Arial" w:cs="Arial" w:eastAsia="Arial" w:hAnsi="Arial"/>
+                      <w:color w:val="5A6B85"/>
+                      <w:sz w:val="21"/>
+                      <w:szCs w:val="21"/>
+                    </w:rPr>
+                    <w:t xml:space="preserve"/>
+                  </w:r>
+                </w:p>
+              </w:tc>
+            </w:tr>
+          </w:tbl>
+          <w:p>
+            <w:pPr>
+              <w:keepNext/>
+              <w:spacing w:after="60" w:before="120"/>
+            </w:pPr>
+            <w:r>
+              <w:rPr>
+                <w:rFonts w:ascii="Arial" w:cs="Arial" w:eastAsia="Arial" w:hAnsi="Arial"/>
+                <w:b/>
+                <w:bCs/>
+                <w:sz w:val="21"/>
+                <w:szCs w:val="21"/>
+              </w:rPr>
+              <w:t xml:space="preserve">Why do organisations layer their defences?</w:t>
+            </w:r>
+          </w:p>
+          <w:tbl>
+            <w:tblPr>
+              <w:tblW w:type="dxa" w:w="10026"/>
+              <w:tblBorders>
+                <w:top w:val="single" w:color="auto" w:sz="4"/>
+                <w:left w:val="single" w:color="auto" w:sz="4"/>
+                <w:bottom w:val="single" w:color="auto" w:sz="4"/>
+                <w:right w:val="single" w:color="auto" w:sz="4"/>
+                <w:insideH w:val="single" w:color="auto" w:sz="4"/>
+                <w:insideV w:val="single" w:color="auto" w:sz="4"/>
+              </w:tblBorders>
+            </w:tblPr>
+            <w:tblGrid>
+              <w:gridCol w:w="10026"/>
+            </w:tblGrid>
+            <w:tr>
+              <w:trPr>
+                <w:cantSplit/>
+                <w:trHeight w:val="460" w:hRule="exact"/>
+              </w:trPr>
+              <w:tc>
+                <w:tcPr>
+                  <w:tcW w:type="dxa" w:w="10026"/>
+                  <w:tcBorders>
+                    <w:top w:val="none" w:color="FFFFFF" w:sz="0"/>
+                    <w:left w:val="none" w:color="FFFFFF" w:sz="0"/>
+                    <w:bottom w:val="dotted" w:color="9AA8BC" w:sz="6"/>
+                    <w:right w:val="none" w:color="FFFFFF" w:sz="0"/>
+                  </w:tcBorders>
+                  <w:tcMar>
+                    <w:left w:type="dxa" w:w="0"/>
+                    <w:bottom w:type="dxa" w:w="20"/>
+                    <w:right w:type="dxa" w:w="0"/>
+                  </w:tcMar>
+                  <w:vAlign w:val="bottom"/>
+                </w:tcPr>
+                <w:p>
+                  <w:pPr>
+                    <w:spacing w:after="0" w:before="0"/>
+                  </w:pPr>
+                  <w:r>
+                    <w:rPr>
+                      <w:rFonts w:ascii="Arial" w:cs="Arial" w:eastAsia="Arial" w:hAnsi="Arial"/>
+                      <w:color w:val="5A6B85"/>
+                      <w:sz w:val="21"/>
+                      <w:szCs w:val="21"/>
+                    </w:rPr>
+                    <w:t xml:space="preserve"/>
+                  </w:r>
+                </w:p>
+              </w:tc>
+            </w:tr>
+            <w:tr>
+              <w:trPr>
+                <w:cantSplit/>
+                <w:trHeight w:val="460" w:hRule="exact"/>
+              </w:trPr>
+              <w:tc>
+                <w:tcPr>
+                  <w:tcW w:type="dxa" w:w="10026"/>
+                  <w:tcBorders>
+                    <w:top w:val="none" w:color="FFFFFF" w:sz="0"/>
+                    <w:left w:val="none" w:color="FFFFFF" w:sz="0"/>
+                    <w:bottom w:val="dotted" w:color="9AA8BC" w:sz="6"/>
+                    <w:right w:val="none" w:color="FFFFFF" w:sz="0"/>
+                  </w:tcBorders>
+                  <w:tcMar>
+                    <w:left w:type="dxa" w:w="0"/>
+                    <w:bottom w:type="dxa" w:w="20"/>
+                    <w:right w:type="dxa" w:w="0"/>
+                  </w:tcMar>
+                  <w:vAlign w:val="bottom"/>
+                </w:tcPr>
+                <w:p>
+                  <w:pPr>
+                    <w:spacing w:after="0" w:before="0"/>
+                  </w:pPr>
+                  <w:r>
+                    <w:rPr>
+                      <w:rFonts w:ascii="Arial" w:cs="Arial" w:eastAsia="Arial" w:hAnsi="Arial"/>
+                      <w:color w:val="5A6B85"/>
+                      <w:sz w:val="21"/>
+                      <w:szCs w:val="21"/>
+                    </w:rPr>
+                    <w:t xml:space="preserve"/>
+                  </w:r>
+                </w:p>
+              </w:tc>
+            </w:tr>
+          </w:tbl>
+          <w:p>
+            <w:pPr>
+              <w:keepNext/>
+              <w:spacing w:after="60" w:before="120"/>
+            </w:pPr>
+            <w:r>
+              <w:rPr>
+                <w:rFonts w:ascii="Arial" w:cs="Arial" w:eastAsia="Arial" w:hAnsi="Arial"/>
+                <w:b/>
+                <w:bCs/>
+                <w:sz w:val="21"/>
+                <w:szCs w:val="21"/>
+              </w:rPr>
+              <w:t xml:space="preserve">Which combination best protects against a stolen password?</w:t>
             </w:r>
           </w:p>
           <w:tbl>
@@ -3895,7 +4955,7 @@
                 <w:sz w:val="21"/>
                 <w:szCs w:val="21"/>
               </w:rPr>
-              <w:t xml:space="preserve">a)  Describe how encryption protects data.  </w:t>
+              <w:t xml:space="preserve">a)  Explain how encryption protects data stored on a stolen laptop.  </w:t>
             </w:r>
             <w:r>
               <w:rPr>
@@ -3904,7 +4964,7 @@
                 <w:sz w:val="21"/>
                 <w:szCs w:val="21"/>
               </w:rPr>
-              <w:t xml:space="preserve">[2]</w:t>
+              <w:t xml:space="preserve">[3]</w:t>
             </w:r>
           </w:p>
           <w:tbl>
@@ -3996,6 +5056,43 @@
                 </w:p>
               </w:tc>
             </w:tr>
+            <w:tr>
+              <w:trPr>
+                <w:cantSplit/>
+                <w:trHeight w:val="460" w:hRule="exact"/>
+              </w:trPr>
+              <w:tc>
+                <w:tcPr>
+                  <w:tcW w:type="dxa" w:w="10026"/>
+                  <w:tcBorders>
+                    <w:top w:val="none" w:color="FFFFFF" w:sz="0"/>
+                    <w:left w:val="none" w:color="FFFFFF" w:sz="0"/>
+                    <w:bottom w:val="dotted" w:color="9AA8BC" w:sz="6"/>
+                    <w:right w:val="none" w:color="FFFFFF" w:sz="0"/>
+                  </w:tcBorders>
+                  <w:tcMar>
+                    <w:left w:type="dxa" w:w="0"/>
+                    <w:bottom w:type="dxa" w:w="20"/>
+                    <w:right w:type="dxa" w:w="0"/>
+                  </w:tcMar>
+                  <w:vAlign w:val="bottom"/>
+                </w:tcPr>
+                <w:p>
+                  <w:pPr>
+                    <w:spacing w:after="0" w:before="0"/>
+                  </w:pPr>
+                  <w:r>
+                    <w:rPr>
+                      <w:rFonts w:ascii="Arial" w:cs="Arial" w:eastAsia="Arial" w:hAnsi="Arial"/>
+                      <w:color w:val="5A6B85"/>
+                      <w:sz w:val="21"/>
+                      <w:szCs w:val="21"/>
+                    </w:rPr>
+                    <w:t xml:space="preserve"/>
+                  </w:r>
+                </w:p>
+              </w:tc>
+            </w:tr>
           </w:tbl>
           <w:p>
             <w:pPr>
@@ -4010,7 +5107,7 @@
                 <w:sz w:val="21"/>
                 <w:szCs w:val="21"/>
               </w:rPr>
-              <w:t xml:space="preserve">b)  State two examples of physical security.  </w:t>
+              <w:t xml:space="preserve">b)  Give two examples of physical security and state what each one prevents.  </w:t>
             </w:r>
             <w:r>
               <w:rPr>
@@ -4019,7 +5116,7 @@
                 <w:sz w:val="21"/>
                 <w:szCs w:val="21"/>
               </w:rPr>
-              <w:t xml:space="preserve">[2]</w:t>
+              <w:t xml:space="preserve">[4]</w:t>
             </w:r>
           </w:p>
           <w:tbl>
@@ -4111,6 +5208,80 @@
                 </w:p>
               </w:tc>
             </w:tr>
+            <w:tr>
+              <w:trPr>
+                <w:cantSplit/>
+                <w:trHeight w:val="460" w:hRule="exact"/>
+              </w:trPr>
+              <w:tc>
+                <w:tcPr>
+                  <w:tcW w:type="dxa" w:w="10026"/>
+                  <w:tcBorders>
+                    <w:top w:val="none" w:color="FFFFFF" w:sz="0"/>
+                    <w:left w:val="none" w:color="FFFFFF" w:sz="0"/>
+                    <w:bottom w:val="dotted" w:color="9AA8BC" w:sz="6"/>
+                    <w:right w:val="none" w:color="FFFFFF" w:sz="0"/>
+                  </w:tcBorders>
+                  <w:tcMar>
+                    <w:left w:type="dxa" w:w="0"/>
+                    <w:bottom w:type="dxa" w:w="20"/>
+                    <w:right w:type="dxa" w:w="0"/>
+                  </w:tcMar>
+                  <w:vAlign w:val="bottom"/>
+                </w:tcPr>
+                <w:p>
+                  <w:pPr>
+                    <w:spacing w:after="0" w:before="0"/>
+                  </w:pPr>
+                  <w:r>
+                    <w:rPr>
+                      <w:rFonts w:ascii="Arial" w:cs="Arial" w:eastAsia="Arial" w:hAnsi="Arial"/>
+                      <w:color w:val="5A6B85"/>
+                      <w:sz w:val="21"/>
+                      <w:szCs w:val="21"/>
+                    </w:rPr>
+                    <w:t xml:space="preserve"/>
+                  </w:r>
+                </w:p>
+              </w:tc>
+            </w:tr>
+            <w:tr>
+              <w:trPr>
+                <w:cantSplit/>
+                <w:trHeight w:val="460" w:hRule="exact"/>
+              </w:trPr>
+              <w:tc>
+                <w:tcPr>
+                  <w:tcW w:type="dxa" w:w="10026"/>
+                  <w:tcBorders>
+                    <w:top w:val="none" w:color="FFFFFF" w:sz="0"/>
+                    <w:left w:val="none" w:color="FFFFFF" w:sz="0"/>
+                    <w:bottom w:val="dotted" w:color="9AA8BC" w:sz="6"/>
+                    <w:right w:val="none" w:color="FFFFFF" w:sz="0"/>
+                  </w:tcBorders>
+                  <w:tcMar>
+                    <w:left w:type="dxa" w:w="0"/>
+                    <w:bottom w:type="dxa" w:w="20"/>
+                    <w:right w:type="dxa" w:w="0"/>
+                  </w:tcMar>
+                  <w:vAlign w:val="bottom"/>
+                </w:tcPr>
+                <w:p>
+                  <w:pPr>
+                    <w:spacing w:after="0" w:before="0"/>
+                  </w:pPr>
+                  <w:r>
+                    <w:rPr>
+                      <w:rFonts w:ascii="Arial" w:cs="Arial" w:eastAsia="Arial" w:hAnsi="Arial"/>
+                      <w:color w:val="5A6B85"/>
+                      <w:sz w:val="21"/>
+                      <w:szCs w:val="21"/>
+                    </w:rPr>
+                    <w:t xml:space="preserve"/>
+                  </w:r>
+                </w:p>
+              </w:tc>
+            </w:tr>
           </w:tbl>
           <w:p>
             <w:pPr>
@@ -4125,7 +5296,7 @@
                 <w:sz w:val="21"/>
                 <w:szCs w:val="21"/>
               </w:rPr>
-              <w:t xml:space="preserve">c)  A company has been hit by ransomware. Describe three measures it should put in place.  </w:t>
+              <w:t xml:space="preserve">c)  A company has lost data to ransomware. Recommend three measures it should introduce, and justify each one.  </w:t>
             </w:r>
             <w:r>
               <w:rPr>
